--- a/tamplete.docx
+++ b/tamplete.docx
@@ -82,7 +82,7 @@
           <w:noProof/>
         </w:rPr>
         <w:drawing>
-          <wp:anchor distT="114300" distB="114300" distL="114300" distR="114300" simplePos="0" relativeHeight="251670528" behindDoc="1" locked="0" layoutInCell="1" hidden="0" allowOverlap="1" wp14:anchorId="01D580E4" wp14:editId="162DA8A0">
+          <wp:anchor distT="114300" distB="114300" distL="114300" distR="114300" simplePos="0" relativeHeight="251670528" behindDoc="1" locked="0" layoutInCell="1" hidden="0" allowOverlap="1" wp14:anchorId="01D580E4" wp14:editId="7D77AE42">
             <wp:simplePos x="0" y="0"/>
             <wp:positionH relativeFrom="margin">
               <wp:posOffset>4975225</wp:posOffset>
@@ -103,8 +103,14 @@
                     <pic:cNvPicPr preferRelativeResize="0"/>
                   </pic:nvPicPr>
                   <pic:blipFill>
-                    <a:blip r:embed="rId12"/>
-                    <a:srcRect l="62609" t="10133" b="74577"/>
+                    <a:blip r:embed="rId12" cstate="print">
+                      <a:extLst>
+                        <a:ext uri="{28A0092B-C50C-407E-A947-70E740481C1C}">
+                          <a14:useLocalDpi xmlns:a14="http://schemas.microsoft.com/office/drawing/2010/main"/>
+                        </a:ext>
+                      </a:extLst>
+                    </a:blip>
+                    <a:srcRect/>
                     <a:stretch>
                       <a:fillRect/>
                     </a:stretch>
@@ -175,8 +181,8 @@
         <mc:AlternateContent>
           <mc:Choice Requires="wpg">
             <w:drawing>
-              <wp:inline distT="114300" distB="114300" distL="114300" distR="114300" wp14:anchorId="0208EBA9" wp14:editId="2760F58C">
-                <wp:extent cx="4773880" cy="990600"/>
+              <wp:inline distT="114300" distB="114300" distL="114300" distR="114300" wp14:anchorId="0208EBA9" wp14:editId="52FDE2D6">
+                <wp:extent cx="4773880" cy="1055914"/>
                 <wp:effectExtent l="0" t="0" r="8255" b="0"/>
                 <wp:docPr id="981245477" name="Agrupar 981245477"/>
                 <wp:cNvGraphicFramePr/>
@@ -187,7 +193,7 @@
                       <wpg:grpSpPr>
                         <a:xfrm>
                           <a:off x="0" y="0"/>
-                          <a:ext cx="4773880" cy="990600"/>
+                          <a:ext cx="4773880" cy="1055914"/>
                           <a:chOff x="1509800" y="1676150"/>
                           <a:chExt cx="6078250" cy="369300"/>
                         </a:xfrm>
@@ -353,7 +359,7 @@
           </mc:Choice>
           <mc:Fallback>
             <w:pict>
-              <v:group w14:anchorId="0208EBA9" id="Agrupar 981245477" o:spid="_x0000_s1026" style="width:375.9pt;height:78pt;mso-position-horizontal-relative:char;mso-position-vertical-relative:line" coordorigin="15098,16761" coordsize="60782,3693" o:gfxdata="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">
+              <v:group w14:anchorId="0208EBA9" id="Agrupar 981245477" o:spid="_x0000_s1026" style="width:375.9pt;height:83.15pt;mso-position-horizontal-relative:char;mso-position-vertical-relative:line" coordorigin="15098,16761" coordsize="60782,3693" o:gfxdata="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">
                 <v:shape id="Retângulo: Cantos Diagonais Arredondados 212627613" o:spid="_x0000_s1027" style="position:absolute;left:15682;top:16761;width:60198;height:3693;visibility:visible;mso-wrap-style:square;v-text-anchor:middle" coordsize="6019800,369300" o:spt="100" o:gfxdata="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" adj="-11796480,,5400" path="m184650,l6019800,r,l6019800,184650v,101979,-82671,184650,-184650,184650l,369300r,l,184650c,82671,82671,,184650,xe" fillcolor="#434343" stroked="f">
                   <v:stroke joinstyle="miter"/>
                   <v:formulas/>
@@ -572,67 +578,16 @@
             <w:r>
               <w:rPr>
                 <w:noProof/>
+                <w:highlight w:val="yellow"/>
               </w:rPr>
-              <w:drawing>
-                <wp:anchor distT="0" distB="0" distL="114300" distR="114300" simplePos="0" relativeHeight="251666432" behindDoc="0" locked="0" layoutInCell="1" allowOverlap="1" wp14:anchorId="56D6B25E" wp14:editId="2A5F5407">
-                  <wp:simplePos x="0" y="0"/>
-                  <wp:positionH relativeFrom="column">
-                    <wp:posOffset>1570355</wp:posOffset>
-                  </wp:positionH>
-                  <wp:positionV relativeFrom="paragraph">
-                    <wp:posOffset>-3175</wp:posOffset>
-                  </wp:positionV>
-                  <wp:extent cx="1727835" cy="2591435"/>
-                  <wp:effectExtent l="0" t="0" r="5715" b="0"/>
-                  <wp:wrapSquare wrapText="bothSides"/>
-                  <wp:docPr id="22" name="image2.png"/>
-                  <wp:cNvGraphicFramePr/>
-                  <a:graphic xmlns:a="http://schemas.openxmlformats.org/drawingml/2006/main">
-                    <a:graphicData uri="http://schemas.openxmlformats.org/drawingml/2006/picture">
-                      <pic:pic xmlns:pic="http://schemas.openxmlformats.org/drawingml/2006/picture">
-                        <pic:nvPicPr>
-                          <pic:cNvPr id="22" name="image2.png"/>
-                          <pic:cNvPicPr preferRelativeResize="0"/>
-                        </pic:nvPicPr>
-                        <pic:blipFill rotWithShape="1">
-                          <a:blip r:embed="rId13" cstate="print">
-                            <a:extLst>
-                              <a:ext uri="{28A0092B-C50C-407E-A947-70E740481C1C}">
-                                <a14:useLocalDpi xmlns:a14="http://schemas.microsoft.com/office/drawing/2010/main" val="0"/>
-                              </a:ext>
-                            </a:extLst>
-                          </a:blip>
-                          <a:srcRect/>
-                          <a:stretch/>
-                        </pic:blipFill>
-                        <pic:spPr bwMode="auto">
-                          <a:xfrm>
-                            <a:off x="0" y="0"/>
-                            <a:ext cx="1727835" cy="2591435"/>
-                          </a:xfrm>
-                          <a:prstGeom prst="rect">
-                            <a:avLst/>
-                          </a:prstGeom>
-                          <a:ln>
-                            <a:noFill/>
-                          </a:ln>
-                          <a:extLst>
-                            <a:ext uri="{53640926-AAD7-44D8-BBD7-CCE9431645EC}">
-                              <a14:shadowObscured xmlns:a14="http://schemas.microsoft.com/office/drawing/2010/main"/>
-                            </a:ext>
-                          </a:extLst>
-                        </pic:spPr>
-                      </pic:pic>
-                    </a:graphicData>
-                  </a:graphic>
-                  <wp14:sizeRelH relativeFrom="margin">
-                    <wp14:pctWidth>0</wp14:pctWidth>
-                  </wp14:sizeRelH>
-                  <wp14:sizeRelV relativeFrom="margin">
-                    <wp14:pctHeight>0</wp14:pctHeight>
-                  </wp14:sizeRelV>
-                </wp:anchor>
-              </w:drawing>
+              <w:t xml:space="preserve">Inserir </w:t>
+            </w:r>
+            <w:r>
+              <w:rPr>
+                <w:noProof/>
+                <w:highlight w:val="yellow"/>
+              </w:rPr>
+              <w:t>foto do empreendimento</w:t>
             </w:r>
           </w:p>
         </w:tc>
@@ -1115,63 +1070,9 @@
             <w:r>
               <w:rPr>
                 <w:noProof/>
+                <w:highlight w:val="yellow"/>
               </w:rPr>
-              <w:drawing>
-                <wp:anchor distT="0" distB="0" distL="114300" distR="114300" simplePos="0" relativeHeight="251668480" behindDoc="0" locked="0" layoutInCell="1" allowOverlap="1" wp14:anchorId="0AA0CD17" wp14:editId="0CD27403">
-                  <wp:simplePos x="0" y="0"/>
-                  <wp:positionH relativeFrom="column">
-                    <wp:posOffset>-68580</wp:posOffset>
-                  </wp:positionH>
-                  <wp:positionV relativeFrom="paragraph">
-                    <wp:posOffset>0</wp:posOffset>
-                  </wp:positionV>
-                  <wp:extent cx="2696457" cy="2022343"/>
-                  <wp:effectExtent l="0" t="0" r="8890" b="0"/>
-                  <wp:wrapSquare wrapText="bothSides"/>
-                  <wp:docPr id="1224662293" name="image2.png"/>
-                  <wp:cNvGraphicFramePr>
-                    <a:graphicFrameLocks xmlns:a="http://schemas.openxmlformats.org/drawingml/2006/main" noChangeAspect="1"/>
-                  </wp:cNvGraphicFramePr>
-                  <a:graphic xmlns:a="http://schemas.openxmlformats.org/drawingml/2006/main">
-                    <a:graphicData uri="http://schemas.openxmlformats.org/drawingml/2006/picture">
-                      <pic:pic xmlns:pic="http://schemas.openxmlformats.org/drawingml/2006/picture">
-                        <pic:nvPicPr>
-                          <pic:cNvPr id="1224662293" name="image2.png"/>
-                          <pic:cNvPicPr preferRelativeResize="0"/>
-                        </pic:nvPicPr>
-                        <pic:blipFill>
-                          <a:blip r:embed="rId14" cstate="print">
-                            <a:extLst>
-                              <a:ext uri="{28A0092B-C50C-407E-A947-70E740481C1C}">
-                                <a14:useLocalDpi xmlns:a14="http://schemas.microsoft.com/office/drawing/2010/main" val="0"/>
-                              </a:ext>
-                            </a:extLst>
-                          </a:blip>
-                          <a:stretch>
-                            <a:fillRect/>
-                          </a:stretch>
-                        </pic:blipFill>
-                        <pic:spPr>
-                          <a:xfrm>
-                            <a:off x="0" y="0"/>
-                            <a:ext cx="2696457" cy="2022343"/>
-                          </a:xfrm>
-                          <a:prstGeom prst="rect">
-                            <a:avLst/>
-                          </a:prstGeom>
-                          <a:ln/>
-                        </pic:spPr>
-                      </pic:pic>
-                    </a:graphicData>
-                  </a:graphic>
-                  <wp14:sizeRelH relativeFrom="margin">
-                    <wp14:pctWidth>0</wp14:pctWidth>
-                  </wp14:sizeRelH>
-                  <wp14:sizeRelV relativeFrom="margin">
-                    <wp14:pctHeight>0</wp14:pctHeight>
-                  </wp14:sizeRelV>
-                </wp:anchor>
-              </w:drawing>
+              <w:t>Inserir foto principal do imovel</w:t>
             </w:r>
           </w:p>
         </w:tc>
@@ -1342,8 +1243,8 @@
           <w:szCs w:val="20"/>
         </w:rPr>
         <w:sectPr>
-          <w:footerReference w:type="default" r:id="rId15"/>
-          <w:footerReference w:type="first" r:id="rId16"/>
+          <w:footerReference w:type="default" r:id="rId13"/>
+          <w:footerReference w:type="first" r:id="rId14"/>
           <w:pgSz w:w="11900" w:h="16840"/>
           <w:pgMar w:top="0" w:right="0" w:bottom="280" w:left="0" w:header="360" w:footer="360" w:gutter="0"/>
           <w:pgNumType w:start="0"/>
@@ -3805,16 +3706,16 @@
                               <w:pPr>
                                 <w:pStyle w:val="Ttulo1"/>
                               </w:pPr>
-                              <w:bookmarkStart w:id="3" w:name="_Toc189226925"/>
-                              <w:bookmarkStart w:id="4" w:name="_Toc214133137"/>
+                              <w:bookmarkStart w:id="5" w:name="_Toc189226925"/>
+                              <w:bookmarkStart w:id="6" w:name="_Toc214133137"/>
                               <w:r>
                                 <w:t>C</w:t>
                               </w:r>
                               <w:r>
                                 <w:t>ontratante</w:t>
                               </w:r>
-                              <w:bookmarkEnd w:id="3"/>
-                              <w:bookmarkEnd w:id="4"/>
+                              <w:bookmarkEnd w:id="5"/>
+                              <w:bookmarkEnd w:id="6"/>
                             </w:p>
                           </w:txbxContent>
                         </wps:txbx>
@@ -4060,13 +3961,13 @@
                               <w:pPr>
                                 <w:pStyle w:val="Ttulo1"/>
                               </w:pPr>
-                              <w:bookmarkStart w:id="5" w:name="_Toc189226926"/>
-                              <w:bookmarkStart w:id="6" w:name="_Toc214133138"/>
+                              <w:bookmarkStart w:id="9" w:name="_Toc189226926"/>
+                              <w:bookmarkStart w:id="10" w:name="_Toc214133138"/>
                               <w:r>
                                 <w:t>Metodologia</w:t>
                               </w:r>
-                              <w:bookmarkEnd w:id="5"/>
-                              <w:bookmarkEnd w:id="6"/>
+                              <w:bookmarkEnd w:id="9"/>
+                              <w:bookmarkEnd w:id="10"/>
                             </w:p>
                           </w:txbxContent>
                         </wps:txbx>
@@ -4210,7 +4111,7 @@
           <w:noProof/>
         </w:rPr>
         <w:drawing>
-          <wp:inline distT="0" distB="0" distL="0" distR="0" wp14:anchorId="1C281530" wp14:editId="525E91F1">
+          <wp:inline distT="0" distB="0" distL="0" distR="0" wp14:anchorId="1C281530" wp14:editId="1EC4886D">
             <wp:extent cx="4500000" cy="1962366"/>
             <wp:effectExtent l="0" t="0" r="0" b="0"/>
             <wp:docPr id="1628382320" name="Imagem 1" descr="Diagrama&#10;&#10;O conteúdo gerado por IA pode estar incorreto."/>
@@ -4225,10 +4126,10 @@
                     <pic:cNvPicPr/>
                   </pic:nvPicPr>
                   <pic:blipFill>
-                    <a:blip r:embed="rId17" cstate="print">
+                    <a:blip r:embed="rId15" cstate="print">
                       <a:extLst>
                         <a:ext uri="{28A0092B-C50C-407E-A947-70E740481C1C}">
-                          <a14:useLocalDpi xmlns:a14="http://schemas.microsoft.com/office/drawing/2010/main" val="0"/>
+                          <a14:useLocalDpi xmlns:a14="http://schemas.microsoft.com/office/drawing/2010/main"/>
                         </a:ext>
                       </a:extLst>
                     </a:blip>
@@ -4256,7 +4157,7 @@
       <w:pPr>
         <w:pStyle w:val="Legenda"/>
       </w:pPr>
-      <w:bookmarkStart w:id="7" w:name="_Ref187130964"/>
+      <w:bookmarkStart w:id="13" w:name="_Ref187130964"/>
       <w:r>
         <w:t xml:space="preserve">Figura </w:t>
       </w:r>
@@ -4278,7 +4179,7 @@
       <w:r>
         <w:fldChar w:fldCharType="end"/>
       </w:r>
-      <w:bookmarkEnd w:id="7"/>
+      <w:bookmarkEnd w:id="13"/>
       <w:r>
         <w:t xml:space="preserve"> - Metodologia aplicada</w:t>
       </w:r>
@@ -4384,13 +4285,13 @@
                               <w:pPr>
                                 <w:pStyle w:val="Ttulo1"/>
                               </w:pPr>
-                              <w:bookmarkStart w:id="8" w:name="_Toc189226927"/>
-                              <w:bookmarkStart w:id="9" w:name="_Toc214133139"/>
+                              <w:bookmarkStart w:id="14" w:name="_Toc189226927"/>
+                              <w:bookmarkStart w:id="15" w:name="_Toc214133139"/>
                               <w:r>
                                 <w:t>Princípios e Ressalvas</w:t>
                               </w:r>
-                              <w:bookmarkEnd w:id="8"/>
-                              <w:bookmarkEnd w:id="9"/>
+                              <w:bookmarkEnd w:id="14"/>
+                              <w:bookmarkEnd w:id="15"/>
                             </w:p>
                           </w:txbxContent>
                         </wps:txbx>
@@ -5573,13 +5474,13 @@
                               <w:pPr>
                                 <w:pStyle w:val="Ttulo1"/>
                               </w:pPr>
-                              <w:bookmarkStart w:id="10" w:name="_Toc189226928"/>
-                              <w:bookmarkStart w:id="11" w:name="_Toc214133140"/>
+                              <w:bookmarkStart w:id="18" w:name="_Toc189226928"/>
+                              <w:bookmarkStart w:id="19" w:name="_Toc214133140"/>
                               <w:r>
                                 <w:t>Glossário dos termos utilizados</w:t>
                               </w:r>
-                              <w:bookmarkEnd w:id="10"/>
-                              <w:bookmarkEnd w:id="11"/>
+                              <w:bookmarkEnd w:id="18"/>
+                              <w:bookmarkEnd w:id="19"/>
                             </w:p>
                           </w:txbxContent>
                         </wps:txbx>
@@ -6223,16 +6124,16 @@
                               <w:pPr>
                                 <w:pStyle w:val="Ttulo1"/>
                               </w:pPr>
-                              <w:bookmarkStart w:id="12" w:name="_Toc189226929"/>
-                              <w:bookmarkStart w:id="13" w:name="_Toc214133141"/>
+                              <w:bookmarkStart w:id="22" w:name="_Toc189226929"/>
+                              <w:bookmarkStart w:id="23" w:name="_Toc214133141"/>
                               <w:r>
                                 <w:t>L</w:t>
                               </w:r>
                               <w:r>
                                 <w:t>ocalização</w:t>
                               </w:r>
-                              <w:bookmarkEnd w:id="12"/>
-                              <w:bookmarkEnd w:id="13"/>
+                              <w:bookmarkEnd w:id="22"/>
+                              <w:bookmarkEnd w:id="23"/>
                             </w:p>
                           </w:txbxContent>
                         </wps:txbx>
@@ -6372,12 +6273,15 @@
       </w:r>
       <w:r>
         <w:rPr>
-          <w:u w:val="single"/>
+          <w:highlight w:val="green"/>
         </w:rPr>
         <w:t>geográficas</w:t>
       </w:r>
       <w:r>
-        <w:t xml:space="preserve"> tomadas da frente do imóvel </w:t>
+        <w:t xml:space="preserve"> </w:t>
+      </w:r>
+      <w:r>
+        <w:t xml:space="preserve">tomadas da frente do imóvel </w:t>
       </w:r>
       <w:sdt>
         <w:sdtPr>
@@ -6450,7 +6354,7 @@
         </w:tabs>
         <w:ind w:left="426" w:right="418"/>
       </w:pPr>
-      <w:bookmarkStart w:id="14" w:name="_Ref181710050"/>
+      <w:bookmarkStart w:id="26" w:name="_Ref181710050"/>
       <w:r>
         <w:t xml:space="preserve">Figura </w:t>
       </w:r>
@@ -6484,7 +6388,7 @@
         </w:rPr>
         <w:fldChar w:fldCharType="end"/>
       </w:r>
-      <w:bookmarkEnd w:id="14"/>
+      <w:bookmarkEnd w:id="26"/>
       <w:r>
         <w:t xml:space="preserve"> – </w:t>
       </w:r>
@@ -6527,7 +6431,7 @@
         <w:pStyle w:val="Legenda"/>
         <w:ind w:left="284" w:right="418"/>
       </w:pPr>
-      <w:bookmarkStart w:id="15" w:name="_Ref181710053"/>
+      <w:bookmarkStart w:id="27" w:name="_Ref181710053"/>
       <w:r>
         <w:t xml:space="preserve">Figura </w:t>
       </w:r>
@@ -6561,7 +6465,7 @@
         </w:rPr>
         <w:fldChar w:fldCharType="end"/>
       </w:r>
-      <w:bookmarkEnd w:id="15"/>
+      <w:bookmarkEnd w:id="27"/>
       <w:r>
         <w:t xml:space="preserve"> – </w:t>
       </w:r>
@@ -6621,12 +6525,6 @@
       <w:r>
         <w:t>{% endfor %}</w:t>
       </w:r>
-    </w:p>
-    <w:p>
-      <w:pPr>
-        <w:pStyle w:val="Pargrafo"/>
-        <w:jc w:val="center"/>
-      </w:pPr>
     </w:p>
     <w:p>
       <w:pPr>
@@ -6756,16 +6654,16 @@
                               <w:pPr>
                                 <w:pStyle w:val="Ttulo1"/>
                               </w:pPr>
-                              <w:bookmarkStart w:id="16" w:name="_Toc189226930"/>
-                              <w:bookmarkStart w:id="17" w:name="_Toc214133142"/>
+                              <w:bookmarkStart w:id="28" w:name="_Toc189226930"/>
+                              <w:bookmarkStart w:id="29" w:name="_Toc214133142"/>
                               <w:r>
                                 <w:t>C</w:t>
                               </w:r>
                               <w:r>
                                 <w:t>aracterização do imóvel</w:t>
                               </w:r>
-                              <w:bookmarkEnd w:id="16"/>
-                              <w:bookmarkEnd w:id="17"/>
+                              <w:bookmarkEnd w:id="28"/>
+                              <w:bookmarkEnd w:id="29"/>
                             </w:p>
                           </w:txbxContent>
                         </wps:txbx>
@@ -6836,16 +6734,16 @@
                         <w:pPr>
                           <w:pStyle w:val="Ttulo1"/>
                         </w:pPr>
-                        <w:bookmarkStart w:id="28" w:name="_Toc189226930"/>
-                        <w:bookmarkStart w:id="29" w:name="_Toc214133142"/>
+                        <w:bookmarkStart w:id="30" w:name="_Toc189226930"/>
+                        <w:bookmarkStart w:id="31" w:name="_Toc214133142"/>
                         <w:r>
                           <w:t>C</w:t>
                         </w:r>
                         <w:r>
                           <w:t>aracterização do imóvel</w:t>
                         </w:r>
-                        <w:bookmarkEnd w:id="28"/>
-                        <w:bookmarkEnd w:id="29"/>
+                        <w:bookmarkEnd w:id="30"/>
+                        <w:bookmarkEnd w:id="31"/>
                       </w:p>
                     </w:txbxContent>
                   </v:textbox>
@@ -7455,7 +7353,7 @@
           <w:color w:val="000000"/>
           <w:sz w:val="18"/>
         </w:rPr>
-        <w:t xml:space="preserve">  </w:t>
+        <w:t xml:space="preserve"> </w:t>
       </w:r>
       <w:r>
         <w:rPr>
@@ -7565,7 +7463,39 @@
           <w:sz w:val="18"/>
           <w:szCs w:val="18"/>
         </w:rPr>
-        <w:t>|replace(',', ', ') }}</w:t>
+        <w:t>|</w:t>
+      </w:r>
+      <w:r>
+        <w:rPr>
+          <w:color w:val="000000" w:themeColor="text1"/>
+          <w:sz w:val="18"/>
+          <w:szCs w:val="18"/>
+        </w:rPr>
+        <w:t>replace(',', ', ')</w:t>
+      </w:r>
+      <w:r>
+        <w:rPr>
+          <w:color w:val="000000" w:themeColor="text1"/>
+          <w:sz w:val="18"/>
+          <w:szCs w:val="18"/>
+        </w:rPr>
+        <w:t>|</w:t>
+      </w:r>
+      <w:r>
+        <w:rPr>
+          <w:color w:val="000000" w:themeColor="text1"/>
+          <w:sz w:val="18"/>
+          <w:szCs w:val="18"/>
+        </w:rPr>
+        <w:t xml:space="preserve">replace(' ,', ',') </w:t>
+      </w:r>
+      <w:r>
+        <w:rPr>
+          <w:color w:val="000000" w:themeColor="text1"/>
+          <w:sz w:val="18"/>
+          <w:szCs w:val="18"/>
+        </w:rPr>
+        <w:t>}}</w:t>
       </w:r>
       <w:r>
         <w:rPr>
@@ -7645,7 +7575,39 @@
           <w:sz w:val="18"/>
           <w:szCs w:val="18"/>
         </w:rPr>
-        <w:t>|replace(',', ', ') }}</w:t>
+        <w:t>|</w:t>
+      </w:r>
+      <w:r>
+        <w:rPr>
+          <w:color w:val="000000" w:themeColor="text1"/>
+          <w:sz w:val="18"/>
+          <w:szCs w:val="18"/>
+        </w:rPr>
+        <w:t>replace(',', ', ')</w:t>
+      </w:r>
+      <w:r>
+        <w:rPr>
+          <w:color w:val="000000" w:themeColor="text1"/>
+          <w:sz w:val="18"/>
+          <w:szCs w:val="18"/>
+        </w:rPr>
+        <w:t>|</w:t>
+      </w:r>
+      <w:r>
+        <w:rPr>
+          <w:color w:val="000000" w:themeColor="text1"/>
+          <w:sz w:val="18"/>
+          <w:szCs w:val="18"/>
+        </w:rPr>
+        <w:t xml:space="preserve">replace(' ,', ',') </w:t>
+      </w:r>
+      <w:r>
+        <w:rPr>
+          <w:color w:val="000000" w:themeColor="text1"/>
+          <w:sz w:val="18"/>
+          <w:szCs w:val="18"/>
+        </w:rPr>
+        <w:t>}}</w:t>
       </w:r>
       <w:r>
         <w:rPr>
@@ -7751,7 +7713,7 @@
           <w:sz w:val="18"/>
           <w:szCs w:val="18"/>
         </w:rPr>
-        <w:t xml:space="preserve">:  </w:t>
+        <w:t>:</w:t>
       </w:r>
       <w:r>
         <w:rPr>
@@ -8234,7 +8196,7 @@
         <w:rPr>
           <w:sz w:val="18"/>
         </w:rPr>
-        <w:t xml:space="preserve">  </w:t>
+        <w:t xml:space="preserve"> </w:t>
       </w:r>
       <w:r>
         <w:rPr>
@@ -8376,19 +8338,56 @@
         <w:rPr>
           <w:sz w:val="18"/>
         </w:rPr>
+        <w:t xml:space="preserve">{{ </w:t>
+      </w:r>
+      <w:r>
+        <w:rPr>
+          <w:sz w:val="18"/>
+        </w:rPr>
+        <w:t>Cota</w:t>
+      </w:r>
+      <w:r>
+        <w:rPr>
+          <w:sz w:val="18"/>
+        </w:rPr>
+        <w:t xml:space="preserve"> }}</w:t>
+      </w:r>
+      <w:r>
+        <w:rPr>
+          <w:sz w:val="18"/>
+        </w:rPr>
         <w:t xml:space="preserve">  </w:t>
       </w:r>
       <w:r>
         <w:rPr>
           <w:sz w:val="18"/>
         </w:rPr>
+        <w:t xml:space="preserve"> </w:t>
+      </w:r>
+      <w:r>
+        <w:rPr>
+          <w:sz w:val="18"/>
+          <w:u w:val="single"/>
+        </w:rPr>
+        <w:t>Superfície</w:t>
+      </w:r>
+      <w:r>
+        <w:rPr>
+          <w:sz w:val="18"/>
+        </w:rPr>
+        <w:t xml:space="preserve">: </w:t>
+      </w:r>
+      <w:r>
+        <w:rPr>
+          <w:sz w:val="18"/>
+        </w:rPr>
         <w:t xml:space="preserve">{{ </w:t>
       </w:r>
       <w:r>
         <w:rPr>
           <w:sz w:val="18"/>
         </w:rPr>
-        <w:t>Cota</w:t>
+        <w:t>Superficie</w:t>
       </w:r>
       <w:r>
         <w:rPr>
@@ -8400,64 +8399,21 @@
         <w:rPr>
           <w:sz w:val="18"/>
         </w:rPr>
-        <w:t xml:space="preserve">  </w:t>
+        <w:t xml:space="preserve">    </w:t>
       </w:r>
       <w:r>
         <w:rPr>
           <w:sz w:val="18"/>
           <w:u w:val="single"/>
         </w:rPr>
-        <w:t>Superfície</w:t>
-      </w:r>
-      <w:r>
-        <w:rPr>
-          <w:sz w:val="18"/>
-        </w:rPr>
-        <w:t xml:space="preserve">: </w:t>
-      </w:r>
-      <w:r>
-        <w:rPr>
-          <w:sz w:val="18"/>
-        </w:rPr>
-        <w:t xml:space="preserve">{{ </w:t>
-      </w:r>
-      <w:r>
-        <w:rPr>
-          <w:sz w:val="18"/>
-        </w:rPr>
-        <w:t>Superficie</w:t>
-      </w:r>
-      <w:r>
-        <w:rPr>
-          <w:sz w:val="18"/>
-        </w:rPr>
-        <w:t xml:space="preserve"> }}</w:t>
-      </w:r>
-      <w:r>
-        <w:rPr>
-          <w:sz w:val="18"/>
-        </w:rPr>
-        <w:t xml:space="preserve">    </w:t>
+        <w:t>Inclinação</w:t>
       </w:r>
       <w:r>
         <w:rPr>
           <w:sz w:val="18"/>
           <w:u w:val="single"/>
         </w:rPr>
-        <w:t>Inclinação</w:t>
-      </w:r>
-      <w:r>
-        <w:rPr>
-          <w:sz w:val="18"/>
-          <w:u w:val="single"/>
-        </w:rPr>
         <w:t>:</w:t>
-      </w:r>
-      <w:r>
-        <w:rPr>
-          <w:sz w:val="18"/>
-        </w:rPr>
-        <w:t xml:space="preserve"> </w:t>
       </w:r>
       <w:r>
         <w:rPr>
@@ -8608,7 +8564,7 @@
         <w:rPr>
           <w:sz w:val="18"/>
         </w:rPr>
-        <w:t xml:space="preserve">  </w:t>
+        <w:t xml:space="preserve"> </w:t>
       </w:r>
       <w:r>
         <w:rPr>
@@ -8684,7 +8640,7 @@
         <w:rPr>
           <w:sz w:val="18"/>
         </w:rPr>
-        <w:t xml:space="preserve">  </w:t>
+        <w:t xml:space="preserve"> </w:t>
       </w:r>
       <w:r>
         <w:rPr>
@@ -8960,7 +8916,7 @@
         <w:rPr>
           <w:sz w:val="18"/>
         </w:rPr>
-        <w:t xml:space="preserve"> (</w:t>
+        <w:t>(</w:t>
       </w:r>
       <w:r>
         <w:rPr>
@@ -8998,7 +8954,7 @@
         <w:rPr>
           <w:sz w:val="18"/>
         </w:rPr>
-        <w:t xml:space="preserve">    </w:t>
+        <w:t xml:space="preserve"> </w:t>
       </w:r>
       <w:r>
         <w:rPr>
@@ -9171,6 +9127,7 @@
         </w:rPr>
         <w:t xml:space="preserve">: </w:t>
       </w:r>
+      <w:proofErr w:type="gramStart"/>
       <w:r>
         <w:rPr>
           <w:color w:val="000000" w:themeColor="text1"/>
@@ -9183,7 +9140,14 @@
         <w:rPr>
           <w:sz w:val="18"/>
         </w:rPr>
-        <w:t>Fundacao_formatado</w:t>
+        <w:t>Fundacao</w:t>
+      </w:r>
+      <w:proofErr w:type="gramEnd"/>
+      <w:r>
+        <w:rPr>
+          <w:sz w:val="18"/>
+        </w:rPr>
+        <w:t>_formatado</w:t>
       </w:r>
       <w:r>
         <w:rPr>
@@ -9191,7 +9155,101 @@
           <w:sz w:val="18"/>
           <w:szCs w:val="18"/>
         </w:rPr>
-        <w:t>|replace(',', ', ') }}</w:t>
+        <w:t>|</w:t>
+      </w:r>
+      <w:r>
+        <w:rPr>
+          <w:color w:val="000000" w:themeColor="text1"/>
+          <w:sz w:val="18"/>
+          <w:szCs w:val="18"/>
+        </w:rPr>
+        <w:t xml:space="preserve"> </w:t>
+      </w:r>
+      <w:proofErr w:type="gramStart"/>
+      <w:r>
+        <w:rPr>
+          <w:color w:val="000000" w:themeColor="text1"/>
+          <w:sz w:val="18"/>
+          <w:szCs w:val="18"/>
+        </w:rPr>
+        <w:t>replace(</w:t>
+      </w:r>
+      <w:proofErr w:type="gramEnd"/>
+      <w:r>
+        <w:rPr>
+          <w:color w:val="000000" w:themeColor="text1"/>
+          <w:sz w:val="18"/>
+          <w:szCs w:val="18"/>
+        </w:rPr>
+        <w:t xml:space="preserve">',', ', </w:t>
+      </w:r>
+      <w:proofErr w:type="gramStart"/>
+      <w:r>
+        <w:rPr>
+          <w:color w:val="000000" w:themeColor="text1"/>
+          <w:sz w:val="18"/>
+          <w:szCs w:val="18"/>
+        </w:rPr>
+        <w:t>')</w:t>
+      </w:r>
+      <w:r>
+        <w:rPr>
+          <w:color w:val="000000" w:themeColor="text1"/>
+          <w:sz w:val="18"/>
+          <w:szCs w:val="18"/>
+        </w:rPr>
+        <w:t>|</w:t>
+      </w:r>
+      <w:r>
+        <w:rPr>
+          <w:color w:val="000000" w:themeColor="text1"/>
+          <w:sz w:val="18"/>
+          <w:szCs w:val="18"/>
+        </w:rPr>
+        <w:t>replace(' ,</w:t>
+      </w:r>
+      <w:proofErr w:type="gramEnd"/>
+      <w:r>
+        <w:rPr>
+          <w:color w:val="000000" w:themeColor="text1"/>
+          <w:sz w:val="18"/>
+          <w:szCs w:val="18"/>
+        </w:rPr>
+        <w:t>', ','</w:t>
+      </w:r>
+      <w:proofErr w:type="gramStart"/>
+      <w:r>
+        <w:rPr>
+          <w:color w:val="000000" w:themeColor="text1"/>
+          <w:sz w:val="18"/>
+          <w:szCs w:val="18"/>
+        </w:rPr>
+        <w:t>)</w:t>
+      </w:r>
+      <w:r>
+        <w:rPr>
+          <w:color w:val="000000" w:themeColor="text1"/>
+          <w:sz w:val="18"/>
+          <w:szCs w:val="18"/>
+        </w:rPr>
+        <w:t xml:space="preserve"> </w:t>
+      </w:r>
+      <w:r>
+        <w:rPr>
+          <w:color w:val="000000" w:themeColor="text1"/>
+          <w:sz w:val="18"/>
+          <w:szCs w:val="18"/>
+        </w:rPr>
+        <w:t>}</w:t>
+      </w:r>
+      <w:proofErr w:type="gramEnd"/>
+      <w:r>
+        <w:rPr>
+          <w:color w:val="000000" w:themeColor="text1"/>
+          <w:sz w:val="18"/>
+          <w:szCs w:val="18"/>
+        </w:rPr>
+        <w:t>}</w:t>
       </w:r>
       <w:r>
         <w:rPr>
@@ -9214,6 +9272,7 @@
         </w:rPr>
         <w:t xml:space="preserve">: </w:t>
       </w:r>
+      <w:proofErr w:type="gramStart"/>
       <w:r>
         <w:rPr>
           <w:sz w:val="18"/>
@@ -9228,6 +9287,7 @@
         </w:rPr>
         <w:t>Estrutura</w:t>
       </w:r>
+      <w:proofErr w:type="gramEnd"/>
       <w:r>
         <w:rPr>
           <w:sz w:val="18"/>
@@ -9492,13 +9552,13 @@
                               <w:pPr>
                                 <w:pStyle w:val="Ttulo1"/>
                               </w:pPr>
-                              <w:bookmarkStart w:id="18" w:name="_Toc189226931"/>
-                              <w:bookmarkStart w:id="19" w:name="_Toc214133143"/>
+                              <w:bookmarkStart w:id="32" w:name="_Toc189226931"/>
+                              <w:bookmarkStart w:id="33" w:name="_Toc214133143"/>
                               <w:r>
                                 <w:t>Vistoria para caracterização</w:t>
                               </w:r>
-                              <w:bookmarkEnd w:id="18"/>
-                              <w:bookmarkEnd w:id="19"/>
+                              <w:bookmarkEnd w:id="32"/>
+                              <w:bookmarkEnd w:id="33"/>
                             </w:p>
                           </w:txbxContent>
                         </wps:txbx>
@@ -9569,13 +9629,13 @@
                         <w:pPr>
                           <w:pStyle w:val="Ttulo1"/>
                         </w:pPr>
-                        <w:bookmarkStart w:id="32" w:name="_Toc189226931"/>
-                        <w:bookmarkStart w:id="33" w:name="_Toc214133143"/>
+                        <w:bookmarkStart w:id="34" w:name="_Toc189226931"/>
+                        <w:bookmarkStart w:id="35" w:name="_Toc214133143"/>
                         <w:r>
                           <w:t>Vistoria para caracterização</w:t>
                         </w:r>
-                        <w:bookmarkEnd w:id="32"/>
-                        <w:bookmarkEnd w:id="33"/>
+                        <w:bookmarkEnd w:id="34"/>
+                        <w:bookmarkEnd w:id="35"/>
                       </w:p>
                     </w:txbxContent>
                   </v:textbox>
@@ -9603,10 +9663,10 @@
       <w:pPr>
         <w:pStyle w:val="Pargrafo"/>
       </w:pPr>
-      <w:bookmarkStart w:id="20" w:name="_Toc188863838"/>
-      <w:bookmarkStart w:id="21" w:name="_Toc188863846"/>
-      <w:bookmarkEnd w:id="20"/>
-      <w:bookmarkEnd w:id="21"/>
+      <w:bookmarkStart w:id="36" w:name="_Toc188863838"/>
+      <w:bookmarkStart w:id="37" w:name="_Toc188863846"/>
+      <w:bookmarkEnd w:id="36"/>
+      <w:bookmarkEnd w:id="37"/>
       <w:r>
         <w:t>Para fins de orientação quanto à localização das ocorrências, foi adotada a referência dos pontos cardeais. Nos casos onde houve uma melhor caraterização através de referência aos cômodos adjacentes, esta orientação foi a adotada.</w:t>
       </w:r>
@@ -10130,6 +10190,7 @@
     <w:p>
       <w:pPr>
         <w:pStyle w:val="MCPargrafo"/>
+        <w:spacing w:line="240" w:lineRule="auto"/>
         <w:rPr>
           <w:b/>
           <w:bCs/>
@@ -10141,13 +10202,16 @@
         <w:rPr>
           <w:b/>
           <w:bCs/>
+          <w:u w:val="single"/>
         </w:rPr>
         <w:t xml:space="preserve">Fotos do canteiro de obras do Empreendimento </w:t>
       </w:r>
+      <w:proofErr w:type="gramStart"/>
       <w:r>
         <w:rPr>
           <w:b/>
           <w:bCs/>
+          <w:u w:val="single"/>
         </w:rPr>
         <w:t xml:space="preserve">{{ </w:t>
       </w:r>
@@ -10155,13 +10219,16 @@
         <w:rPr>
           <w:b/>
           <w:bCs/>
+          <w:u w:val="single"/>
         </w:rPr>
         <w:t>Empreendimento</w:t>
       </w:r>
+      <w:proofErr w:type="gramEnd"/>
       <w:r>
         <w:rPr>
           <w:b/>
           <w:bCs/>
+          <w:u w:val="single"/>
         </w:rPr>
         <w:t xml:space="preserve"> }}</w:t>
       </w:r>
@@ -10169,15 +10236,117 @@
         <w:rPr>
           <w:b/>
           <w:bCs/>
+          <w:u w:val="single"/>
         </w:rPr>
         <w:t xml:space="preserve"> em </w:t>
       </w:r>
+      <w:proofErr w:type="gramStart"/>
       <w:r>
         <w:rPr>
           <w:b/>
           <w:bCs/>
-        </w:rPr>
-        <w:t>{{ data_canteiro }} - {{ Ref_Figuras_Canteiro }}</w:t>
+          <w:u w:val="single"/>
+        </w:rPr>
+        <w:t xml:space="preserve">{{ </w:t>
+      </w:r>
+      <w:proofErr w:type="spellStart"/>
+      <w:r>
+        <w:rPr>
+          <w:b/>
+          <w:bCs/>
+          <w:u w:val="single"/>
+        </w:rPr>
+        <w:t>data</w:t>
+      </w:r>
+      <w:proofErr w:type="gramEnd"/>
+      <w:r>
+        <w:rPr>
+          <w:b/>
+          <w:bCs/>
+          <w:u w:val="single"/>
+        </w:rPr>
+        <w:t>_</w:t>
+      </w:r>
+      <w:proofErr w:type="gramStart"/>
+      <w:r>
+        <w:rPr>
+          <w:b/>
+          <w:bCs/>
+          <w:u w:val="single"/>
+        </w:rPr>
+        <w:t>canteiro</w:t>
+      </w:r>
+      <w:proofErr w:type="spellEnd"/>
+      <w:r>
+        <w:rPr>
+          <w:b/>
+          <w:bCs/>
+          <w:u w:val="single"/>
+        </w:rPr>
+        <w:t xml:space="preserve"> }</w:t>
+      </w:r>
+      <w:proofErr w:type="gramEnd"/>
+      <w:r>
+        <w:rPr>
+          <w:b/>
+          <w:bCs/>
+          <w:u w:val="single"/>
+        </w:rPr>
+        <w:t xml:space="preserve">} - </w:t>
+      </w:r>
+      <w:proofErr w:type="gramStart"/>
+      <w:r>
+        <w:rPr>
+          <w:b/>
+          <w:bCs/>
+          <w:u w:val="single"/>
+        </w:rPr>
+        <w:t xml:space="preserve">{{ </w:t>
+      </w:r>
+      <w:proofErr w:type="spellStart"/>
+      <w:r>
+        <w:rPr>
+          <w:b/>
+          <w:bCs/>
+          <w:u w:val="single"/>
+        </w:rPr>
+        <w:t>Ref</w:t>
+      </w:r>
+      <w:proofErr w:type="gramEnd"/>
+      <w:r>
+        <w:rPr>
+          <w:b/>
+          <w:bCs/>
+          <w:u w:val="single"/>
+        </w:rPr>
+        <w:t>_Figuras_</w:t>
+      </w:r>
+      <w:proofErr w:type="gramStart"/>
+      <w:r>
+        <w:rPr>
+          <w:b/>
+          <w:bCs/>
+          <w:u w:val="single"/>
+        </w:rPr>
+        <w:t>Canteiro</w:t>
+      </w:r>
+      <w:proofErr w:type="spellEnd"/>
+      <w:r>
+        <w:rPr>
+          <w:b/>
+          <w:bCs/>
+          <w:u w:val="single"/>
+        </w:rPr>
+        <w:t xml:space="preserve"> }</w:t>
+      </w:r>
+      <w:proofErr w:type="gramEnd"/>
+      <w:r>
+        <w:rPr>
+          <w:b/>
+          <w:bCs/>
+          <w:u w:val="single"/>
+        </w:rPr>
+        <w:t>}</w:t>
       </w:r>
     </w:p>
     <w:p>
@@ -10209,9 +10378,9 @@
           <w:szCs w:val="20"/>
         </w:rPr>
         <w:sectPr>
-          <w:headerReference w:type="default" r:id="rId18"/>
+          <w:headerReference w:type="default" r:id="rId16"/>
           <w:pgSz w:w="11900" w:h="16840"/>
-          <w:pgMar w:top="1701" w:right="992" w:bottom="1418" w:left="1701" w:header="567" w:footer="902" w:gutter="0"/>
+          <w:pgMar w:top="1701" w:right="992" w:bottom="1418" w:left="1701" w:header="567" w:footer="737" w:gutter="0"/>
           <w:cols w:space="720"/>
           <w:docGrid w:linePitch="299"/>
         </w:sectPr>
@@ -10318,13 +10487,13 @@
                               <w:pPr>
                                 <w:pStyle w:val="Ttulo1"/>
                               </w:pPr>
-                              <w:bookmarkStart w:id="22" w:name="_Toc189226932"/>
-                              <w:bookmarkStart w:id="23" w:name="_Toc214133144"/>
+                              <w:bookmarkStart w:id="38" w:name="_Toc189226932"/>
+                              <w:bookmarkStart w:id="39" w:name="_Toc214133144"/>
                               <w:r>
                                 <w:t>Autorização para vistoria</w:t>
                               </w:r>
-                              <w:bookmarkEnd w:id="22"/>
-                              <w:bookmarkEnd w:id="23"/>
+                              <w:bookmarkEnd w:id="38"/>
+                              <w:bookmarkEnd w:id="39"/>
                             </w:p>
                           </w:txbxContent>
                         </wps:txbx>
@@ -10395,13 +10564,13 @@
                         <w:pPr>
                           <w:pStyle w:val="Ttulo1"/>
                         </w:pPr>
-                        <w:bookmarkStart w:id="38" w:name="_Toc189226932"/>
-                        <w:bookmarkStart w:id="39" w:name="_Toc214133144"/>
+                        <w:bookmarkStart w:id="40" w:name="_Toc189226932"/>
+                        <w:bookmarkStart w:id="41" w:name="_Toc214133144"/>
                         <w:r>
                           <w:t>Autorização para vistoria</w:t>
                         </w:r>
-                        <w:bookmarkEnd w:id="38"/>
-                        <w:bookmarkEnd w:id="39"/>
+                        <w:bookmarkEnd w:id="40"/>
+                        <w:bookmarkEnd w:id="41"/>
                       </w:p>
                     </w:txbxContent>
                   </v:textbox>
@@ -10447,7 +10616,7 @@
         </w:rPr>
         <w:sectPr>
           <w:pgSz w:w="11900" w:h="16840"/>
-          <w:pgMar w:top="1701" w:right="992" w:bottom="1418" w:left="1701" w:header="567" w:footer="902" w:gutter="0"/>
+          <w:pgMar w:top="1701" w:right="992" w:bottom="1418" w:left="1701" w:header="567" w:footer="737" w:gutter="0"/>
           <w:cols w:space="720"/>
           <w:docGrid w:linePitch="299"/>
         </w:sectPr>
@@ -10556,13 +10725,13 @@
                                 <w:spacing w:after="0"/>
                                 <w:ind w:left="499" w:hanging="357"/>
                               </w:pPr>
-                              <w:bookmarkStart w:id="24" w:name="_Toc189226933"/>
-                              <w:bookmarkStart w:id="25" w:name="_Toc214133145"/>
+                              <w:bookmarkStart w:id="42" w:name="_Toc189226933"/>
+                              <w:bookmarkStart w:id="43" w:name="_Toc214133145"/>
                               <w:r>
                                 <w:t>Relatório Fotográfico</w:t>
                               </w:r>
-                              <w:bookmarkEnd w:id="24"/>
-                              <w:bookmarkEnd w:id="25"/>
+                              <w:bookmarkEnd w:id="42"/>
+                              <w:bookmarkEnd w:id="43"/>
                             </w:p>
                           </w:txbxContent>
                         </wps:txbx>
@@ -10635,13 +10804,13 @@
                           <w:spacing w:after="0"/>
                           <w:ind w:left="499" w:hanging="357"/>
                         </w:pPr>
-                        <w:bookmarkStart w:id="42" w:name="_Toc189226933"/>
-                        <w:bookmarkStart w:id="43" w:name="_Toc214133145"/>
+                        <w:bookmarkStart w:id="44" w:name="_Toc189226933"/>
+                        <w:bookmarkStart w:id="45" w:name="_Toc214133145"/>
                         <w:r>
                           <w:t>Relatório Fotográfico</w:t>
                         </w:r>
-                        <w:bookmarkEnd w:id="42"/>
-                        <w:bookmarkEnd w:id="43"/>
+                        <w:bookmarkEnd w:id="44"/>
+                        <w:bookmarkEnd w:id="45"/>
                       </w:p>
                     </w:txbxContent>
                   </v:textbox>
@@ -10723,11 +10892,19 @@
                 <w:lang w:val="en-US"/>
               </w:rPr>
             </w:pPr>
+            <w:proofErr w:type="gramStart"/>
             <w:r>
               <w:rPr>
                 <w:lang w:val="en-US"/>
               </w:rPr>
-              <w:t>{{ row.col2_img }}</w:t>
+              <w:t>{{ row</w:t>
+            </w:r>
+            <w:proofErr w:type="gramEnd"/>
+            <w:r>
+              <w:rPr>
+                <w:lang w:val="en-US"/>
+              </w:rPr>
+              <w:t>.col2_img }}</w:t>
             </w:r>
           </w:p>
         </w:tc>
@@ -10778,8 +10955,30 @@
               <w:rPr>
                 <w:lang w:val="en-US"/>
               </w:rPr>
-              <w:t>{% if row.col2_fig %}</w:t>
+              <w:t xml:space="preserve">{% if </w:t>
             </w:r>
+            <w:proofErr w:type="gramStart"/>
+            <w:r>
+              <w:rPr>
+                <w:lang w:val="en-US"/>
+              </w:rPr>
+              <w:t>row.col</w:t>
+            </w:r>
+            <w:proofErr w:type="gramEnd"/>
+            <w:r>
+              <w:rPr>
+                <w:lang w:val="en-US"/>
+              </w:rPr>
+              <w:t>2_</w:t>
+            </w:r>
+            <w:proofErr w:type="gramStart"/>
+            <w:r>
+              <w:rPr>
+                <w:lang w:val="en-US"/>
+              </w:rPr>
+              <w:t>fig %}</w:t>
+            </w:r>
+            <w:proofErr w:type="gramEnd"/>
             <w:r>
               <w:rPr>
                 <w:lang w:val="en-US"/>
@@ -10787,7 +10986,23 @@
               <w:t xml:space="preserve"> </w:t>
             </w:r>
             <w:r>
-              <w:t>Figura {{ row.col2_fig }}{% endif %}</w:t>
+              <w:t xml:space="preserve">Figura </w:t>
+            </w:r>
+            <w:proofErr w:type="gramStart"/>
+            <w:r>
+              <w:t>{{ row</w:t>
+            </w:r>
+            <w:proofErr w:type="gramEnd"/>
+            <w:r>
+              <w:t>.col2_</w:t>
+            </w:r>
+            <w:proofErr w:type="gramStart"/>
+            <w:r>
+              <w:t>fig }}{</w:t>
+            </w:r>
+            <w:proofErr w:type="gramEnd"/>
+            <w:r>
+              <w:t>% endif %}</w:t>
             </w:r>
           </w:p>
         </w:tc>
@@ -10910,16 +11125,16 @@
                                 <w:pStyle w:val="Ttulo1"/>
                                 <w:jc w:val="left"/>
                               </w:pPr>
-                              <w:bookmarkStart w:id="26" w:name="_Toc214133146"/>
-                              <w:bookmarkStart w:id="27" w:name="_Toc189226934"/>
+                              <w:bookmarkStart w:id="46" w:name="_Toc214133146"/>
+                              <w:bookmarkStart w:id="47" w:name="_Toc189226934"/>
                               <w:r>
                                 <w:t>Canteiro de obras do empreendimento</w:t>
                               </w:r>
-                              <w:bookmarkEnd w:id="26"/>
+                              <w:bookmarkEnd w:id="46"/>
                               <w:r>
                                 <w:t xml:space="preserve"> </w:t>
                               </w:r>
-                              <w:bookmarkEnd w:id="27"/>
+                              <w:bookmarkEnd w:id="47"/>
                             </w:p>
                           </w:txbxContent>
                         </wps:txbx>
@@ -10991,16 +11206,16 @@
                           <w:pStyle w:val="Ttulo1"/>
                           <w:jc w:val="left"/>
                         </w:pPr>
-                        <w:bookmarkStart w:id="46" w:name="_Toc214133146"/>
-                        <w:bookmarkStart w:id="47" w:name="_Toc189226934"/>
+                        <w:bookmarkStart w:id="48" w:name="_Toc214133146"/>
+                        <w:bookmarkStart w:id="49" w:name="_Toc189226934"/>
                         <w:r>
                           <w:t>Canteiro de obras do empreendimento</w:t>
                         </w:r>
-                        <w:bookmarkEnd w:id="46"/>
+                        <w:bookmarkEnd w:id="48"/>
                         <w:r>
                           <w:t xml:space="preserve"> </w:t>
                         </w:r>
-                        <w:bookmarkEnd w:id="47"/>
+                        <w:bookmarkEnd w:id="49"/>
                       </w:p>
                     </w:txbxContent>
                   </v:textbox>
@@ -11082,32 +11297,15 @@
         </w:rPr>
         <w:t xml:space="preserve"> </w:t>
       </w:r>
-      <w:sdt>
-        <w:sdtPr>
-          <w:rPr>
-            <w:lang w:eastAsia="en-US"/>
-          </w:rPr>
-          <w:alias w:val="Assunto"/>
-          <w:tag w:val=""/>
-          <w:id w:val="781611044"/>
-          <w:placeholder>
-            <w:docPart w:val="C3C51EE514A04699800F5AD819315A1A"/>
-          </w:placeholder>
-          <w:dataBinding w:prefixMappings="xmlns:ns0='http://purl.org/dc/elements/1.1/' xmlns:ns1='http://schemas.openxmlformats.org/package/2006/metadata/core-properties' " w:xpath="/ns1:coreProperties[1]/ns0:subject[1]" w:storeItemID="{6C3C8BC8-F283-45AE-878A-BAB7291924A1}"/>
-          <w:text/>
-        </w:sdtPr>
-        <w:sdtEndPr/>
-        <w:sdtContent>
-          <w:r>
-            <w:rPr>
-              <w:lang w:eastAsia="en-US"/>
-            </w:rPr>
-            <w:t>{{ Empreendimento }}</w:t>
-          </w:r>
-        </w:sdtContent>
-      </w:sdt>
-      <w:r>
-        <w:rPr>
+      <w:r>
+        <w:rPr>
+          <w:highlight w:val="green"/>
+        </w:rPr>
+        <w:t>{{ data_canteiro }}</w:t>
+      </w:r>
+      <w:r>
+        <w:rPr>
+          <w:highlight w:val="green"/>
           <w:lang w:eastAsia="en-US"/>
         </w:rPr>
         <w:t>.</w:t>
@@ -11165,11 +11363,19 @@
                 <w:lang w:val="en-US"/>
               </w:rPr>
             </w:pPr>
+            <w:proofErr w:type="gramStart"/>
             <w:r>
               <w:rPr>
                 <w:lang w:val="en-US"/>
               </w:rPr>
-              <w:t>{{ row.col2_img }}</w:t>
+              <w:t>{{ row</w:t>
+            </w:r>
+            <w:proofErr w:type="gramEnd"/>
+            <w:r>
+              <w:rPr>
+                <w:lang w:val="en-US"/>
+              </w:rPr>
+              <w:t>.col2_img }}</w:t>
             </w:r>
           </w:p>
         </w:tc>
@@ -11319,13 +11525,13 @@
                               <w:pPr>
                                 <w:pStyle w:val="Ttulo1"/>
                               </w:pPr>
-                              <w:bookmarkStart w:id="28" w:name="_Toc189226935"/>
-                              <w:bookmarkStart w:id="29" w:name="_Toc214133147"/>
+                              <w:bookmarkStart w:id="50" w:name="_Toc189226935"/>
+                              <w:bookmarkStart w:id="51" w:name="_Toc214133147"/>
                               <w:r>
                                 <w:t>Termo de encerramento</w:t>
                               </w:r>
-                              <w:bookmarkEnd w:id="28"/>
-                              <w:bookmarkEnd w:id="29"/>
+                              <w:bookmarkEnd w:id="50"/>
+                              <w:bookmarkEnd w:id="51"/>
                             </w:p>
                           </w:txbxContent>
                         </wps:txbx>
@@ -11396,13 +11602,13 @@
                         <w:pPr>
                           <w:pStyle w:val="Ttulo1"/>
                         </w:pPr>
-                        <w:bookmarkStart w:id="50" w:name="_Toc189226935"/>
-                        <w:bookmarkStart w:id="51" w:name="_Toc214133147"/>
+                        <w:bookmarkStart w:id="52" w:name="_Toc189226935"/>
+                        <w:bookmarkStart w:id="53" w:name="_Toc214133147"/>
                         <w:r>
                           <w:t>Termo de encerramento</w:t>
                         </w:r>
-                        <w:bookmarkEnd w:id="50"/>
-                        <w:bookmarkEnd w:id="51"/>
+                        <w:bookmarkEnd w:id="52"/>
+                        <w:bookmarkEnd w:id="53"/>
                       </w:p>
                     </w:txbxContent>
                   </v:textbox>
@@ -11439,6 +11645,12 @@
       <w:r>
         <w:t>O autor deste laudo não tem no presente, nem vislumbra no futuro, nenhum interesse além daquele de cumprir com o estabelecido no objetivo deste laudo, e nem tampouco seus honorários têm qualquer vinculação com o conteúdo do trabalho</w:t>
       </w:r>
+      <w:r>
+        <w:rPr>
+          <w:highlight w:val="green"/>
+        </w:rPr>
+        <w:t>.</w:t>
+      </w:r>
     </w:p>
     <w:p>
       <w:pPr>
@@ -11446,6 +11658,12 @@
       </w:pPr>
       <w:r>
         <w:t>Este trabalho foi elaborado para fins extrajudiciais</w:t>
+      </w:r>
+      <w:r>
+        <w:rPr>
+          <w:highlight w:val="green"/>
+        </w:rPr>
+        <w:t>.</w:t>
       </w:r>
     </w:p>
     <w:p>
@@ -11732,8 +11950,8 @@
       <w:r>
         <w:t>Membro Titular do IBAPE-SE</w:t>
       </w:r>
-      <w:bookmarkStart w:id="30" w:name="FimDoDocumento"/>
-      <w:bookmarkEnd w:id="30"/>
+      <w:bookmarkStart w:id="54" w:name="FimDoDocumento"/>
+      <w:bookmarkEnd w:id="54"/>
     </w:p>
     <w:p>
       <w:pPr>
@@ -11744,7 +11962,7 @@
     </w:p>
     <w:sectPr>
       <w:pgSz w:w="11900" w:h="16840"/>
-      <w:pgMar w:top="1701" w:right="992" w:bottom="1418" w:left="1701" w:header="567" w:footer="902" w:gutter="0"/>
+      <w:pgMar w:top="1701" w:right="992" w:bottom="1418" w:left="1701" w:header="567" w:footer="737" w:gutter="0"/>
       <w:cols w:space="720"/>
       <w:docGrid w:linePitch="299"/>
     </w:sectPr>
@@ -11787,18 +12005,18 @@
         <w:szCs w:val="20"/>
       </w:rPr>
       <w:drawing>
-        <wp:anchor distT="114300" distB="114300" distL="114300" distR="114300" simplePos="0" relativeHeight="251674624" behindDoc="0" locked="0" layoutInCell="1" hidden="0" allowOverlap="1" wp14:anchorId="629C01E0" wp14:editId="343F22FB">
+        <wp:anchor distT="114300" distB="114300" distL="114300" distR="114300" simplePos="0" relativeHeight="251674624" behindDoc="0" locked="0" layoutInCell="1" hidden="0" allowOverlap="1" wp14:anchorId="629C01E0" wp14:editId="0A69879A">
           <wp:simplePos x="0" y="0"/>
           <wp:positionH relativeFrom="column">
             <wp:posOffset>-1165860</wp:posOffset>
           </wp:positionH>
           <wp:positionV relativeFrom="paragraph">
-            <wp:posOffset>470828</wp:posOffset>
+            <wp:posOffset>350636</wp:posOffset>
           </wp:positionV>
           <wp:extent cx="7841891" cy="276540"/>
           <wp:effectExtent l="0" t="0" r="0" b="9525"/>
           <wp:wrapNone/>
-          <wp:docPr id="1637287896" name="image1.png"/>
+          <wp:docPr id="161285543" name="image1.png"/>
           <wp:cNvGraphicFramePr/>
           <a:graphic xmlns:a="http://schemas.openxmlformats.org/drawingml/2006/main">
             <a:graphicData uri="http://schemas.openxmlformats.org/drawingml/2006/picture">
@@ -11888,22 +12106,6 @@
         </w:r>
       </w:sdtContent>
     </w:sdt>
-    <w:r>
-      <w:rPr>
-        <w:iCs/>
-        <w:sz w:val="20"/>
-        <w:szCs w:val="20"/>
-      </w:rPr>
-      <w:tab/>
-    </w:r>
-    <w:r>
-      <w:rPr>
-        <w:iCs/>
-        <w:sz w:val="20"/>
-        <w:szCs w:val="20"/>
-      </w:rPr>
-      <w:tab/>
-    </w:r>
     <w:r>
       <w:rPr>
         <w:iCs/>
@@ -12078,7 +12280,7 @@
           <wp:extent cx="7841891" cy="276540"/>
           <wp:effectExtent l="0" t="0" r="0" b="9525"/>
           <wp:wrapNone/>
-          <wp:docPr id="987243163" name="image1.png"/>
+          <wp:docPr id="645988815" name="image1.png"/>
           <wp:cNvGraphicFramePr/>
           <a:graphic xmlns:a="http://schemas.openxmlformats.org/drawingml/2006/main">
             <a:graphicData uri="http://schemas.openxmlformats.org/drawingml/2006/picture">
@@ -12190,7 +12392,7 @@
         <wp:inline distT="0" distB="0" distL="0" distR="0" wp14:anchorId="76DB83DA" wp14:editId="5E5E2F11">
           <wp:extent cx="1080364" cy="597600"/>
           <wp:effectExtent l="0" t="0" r="5715" b="0"/>
-          <wp:docPr id="11585703" name="Imagem 11585703"/>
+          <wp:docPr id="895006701" name="Imagem 895006701"/>
           <wp:cNvGraphicFramePr>
             <a:graphicFrameLocks xmlns:a="http://schemas.openxmlformats.org/drawingml/2006/main" noChangeAspect="1"/>
           </wp:cNvGraphicFramePr>
@@ -16470,35 +16672,6 @@
         </w:p>
       </w:docPartBody>
     </w:docPart>
-    <w:docPart>
-      <w:docPartPr>
-        <w:name w:val="C3C51EE514A04699800F5AD819315A1A"/>
-        <w:category>
-          <w:name w:val="Geral"/>
-          <w:gallery w:val="placeholder"/>
-        </w:category>
-        <w:types>
-          <w:type w:val="bbPlcHdr"/>
-        </w:types>
-        <w:behaviors>
-          <w:behavior w:val="content"/>
-        </w:behaviors>
-        <w:guid w:val="{5391BDF2-0AA0-4A9A-8877-CF5490AAE18F}"/>
-      </w:docPartPr>
-      <w:docPartBody>
-        <w:p>
-          <w:pPr>
-            <w:pStyle w:val="C3C51EE514A04699800F5AD819315A1A"/>
-          </w:pPr>
-          <w:r>
-            <w:rPr>
-              <w:rStyle w:val="TextodoEspaoReservado"/>
-            </w:rPr>
-            <w:t>[Assunto]</w:t>
-          </w:r>
-        </w:p>
-      </w:docPartBody>
-    </w:docPart>
   </w:docParts>
 </w:glossaryDocument>
 </file>
@@ -16651,6 +16824,7 @@
     <w:rsid w:val="000B0B8B"/>
     <w:rsid w:val="000B221E"/>
     <w:rsid w:val="000E0E66"/>
+    <w:rsid w:val="000E2DC3"/>
     <w:rsid w:val="000F3489"/>
     <w:rsid w:val="00114B11"/>
     <w:rsid w:val="00140AAE"/>
@@ -16679,11 +16853,13 @@
     <w:rsid w:val="0029348E"/>
     <w:rsid w:val="00296BB5"/>
     <w:rsid w:val="00296C35"/>
+    <w:rsid w:val="002A0824"/>
     <w:rsid w:val="002A11A4"/>
     <w:rsid w:val="002A69EA"/>
     <w:rsid w:val="002A7F42"/>
     <w:rsid w:val="002B747C"/>
     <w:rsid w:val="002C7F2A"/>
+    <w:rsid w:val="002D7718"/>
     <w:rsid w:val="002F7D8A"/>
     <w:rsid w:val="00304266"/>
     <w:rsid w:val="00310078"/>
@@ -16747,6 +16923,7 @@
     <w:rsid w:val="006D63D2"/>
     <w:rsid w:val="006F343E"/>
     <w:rsid w:val="006F3737"/>
+    <w:rsid w:val="0070293A"/>
     <w:rsid w:val="00702B24"/>
     <w:rsid w:val="00704BD5"/>
     <w:rsid w:val="00705F5B"/>
@@ -16774,6 +16951,7 @@
     <w:rsid w:val="008A6920"/>
     <w:rsid w:val="008B20CC"/>
     <w:rsid w:val="008B4DF2"/>
+    <w:rsid w:val="008E08A0"/>
     <w:rsid w:val="008E434D"/>
     <w:rsid w:val="008F43F0"/>
     <w:rsid w:val="009015B9"/>
@@ -16817,10 +16995,12 @@
     <w:rsid w:val="00BD58BB"/>
     <w:rsid w:val="00BE5003"/>
     <w:rsid w:val="00BF2F4F"/>
+    <w:rsid w:val="00BF4DCC"/>
     <w:rsid w:val="00BF7D0E"/>
     <w:rsid w:val="00C042E9"/>
     <w:rsid w:val="00C14E38"/>
     <w:rsid w:val="00C17614"/>
+    <w:rsid w:val="00C25B03"/>
     <w:rsid w:val="00C31B62"/>
     <w:rsid w:val="00C35ADE"/>
     <w:rsid w:val="00C436B7"/>
@@ -16843,6 +17023,7 @@
     <w:rsid w:val="00D2346D"/>
     <w:rsid w:val="00D3043F"/>
     <w:rsid w:val="00D4119F"/>
+    <w:rsid w:val="00D45AEF"/>
     <w:rsid w:val="00D63B12"/>
     <w:rsid w:val="00D6432B"/>
     <w:rsid w:val="00D800EE"/>
@@ -16855,6 +17036,8 @@
     <w:rsid w:val="00DB6D1E"/>
     <w:rsid w:val="00DC15A2"/>
     <w:rsid w:val="00DC2312"/>
+    <w:rsid w:val="00DD0F8F"/>
+    <w:rsid w:val="00DD21D4"/>
     <w:rsid w:val="00DD3EA6"/>
     <w:rsid w:val="00DD7664"/>
     <w:rsid w:val="00DF150E"/>
@@ -16876,6 +17059,7 @@
     <w:rsid w:val="00EB6921"/>
     <w:rsid w:val="00EC23F9"/>
     <w:rsid w:val="00EE3C1A"/>
+    <w:rsid w:val="00EE649C"/>
     <w:rsid w:val="00EE7EF9"/>
     <w:rsid w:val="00EF4631"/>
     <w:rsid w:val="00F05B40"/>
@@ -16891,6 +17075,7 @@
     <w:rsid w:val="00F748B8"/>
     <w:rsid w:val="00F86F9D"/>
     <w:rsid w:val="00F97657"/>
+    <w:rsid w:val="00FA0D92"/>
     <w:rsid w:val="00FA35E6"/>
     <w:rsid w:val="00FA63C6"/>
     <w:rsid w:val="00FB2BC6"/>
@@ -17754,6 +17939,30 @@
 </file>
 
 <file path=customXml/item2.xml><?xml version="1.0" encoding="utf-8"?>
+<?mso-contentType ?>
+<FormTemplates xmlns="http://schemas.microsoft.com/sharepoint/v3/contenttype/forms">
+  <Display>DocumentLibraryForm</Display>
+  <Edit>DocumentLibraryForm</Edit>
+  <New>DocumentLibraryForm</New>
+</FormTemplates>
+</file>
+
+<file path=customXml/item3.xml><?xml version="1.0" encoding="utf-8"?>
+<b:Sources xmlns:b="http://schemas.openxmlformats.org/officeDocument/2006/bibliography" xmlns="http://schemas.openxmlformats.org/officeDocument/2006/bibliography" SelectedStyle="\APASixthEditionOfficeOnline.xsl" StyleName="APA" Version="6"/>
+</file>
+
+<file path=customXml/item4.xml><?xml version="1.0" encoding="utf-8"?>
+<p:properties xmlns:p="http://schemas.microsoft.com/office/2006/metadata/properties" xmlns:xsi="http://www.w3.org/2001/XMLSchema-instance" xmlns:pc="http://schemas.microsoft.com/office/infopath/2007/PartnerControls">
+  <documentManagement>
+    <TaxCatchAll xmlns="c36a736e-54ae-4f2c-b72d-a022cffdb44d" xsi:nil="true"/>
+    <lcf76f155ced4ddcb4097134ff3c332f xmlns="e95ca3a5-07d5-4cfa-a6ec-a4ba06d6e78c">
+      <Terms xmlns="http://schemas.microsoft.com/office/infopath/2007/PartnerControls"/>
+    </lcf76f155ced4ddcb4097134ff3c332f>
+  </documentManagement>
+</p:properties>
+</file>
+
+<file path=customXml/item5.xml><?xml version="1.0" encoding="utf-8"?>
 <ct:contentTypeSchema xmlns:ct="http://schemas.microsoft.com/office/2006/metadata/contentType" xmlns:ma="http://schemas.microsoft.com/office/2006/metadata/properties/metaAttributes" ct:_="" ma:_="" ma:contentTypeName="Documento" ma:contentTypeID="0x010100C533CC5120E374438E954C003F0D0612" ma:contentTypeVersion="16" ma:contentTypeDescription="Crie um novo documento." ma:contentTypeScope="" ma:versionID="5c3144f2f03b5f4a4f825f70934e8a5e">
   <xsd:schema xmlns:xsd="http://www.w3.org/2001/XMLSchema" xmlns:xs="http://www.w3.org/2001/XMLSchema" xmlns:p="http://schemas.microsoft.com/office/2006/metadata/properties" xmlns:ns2="c36a736e-54ae-4f2c-b72d-a022cffdb44d" xmlns:ns3="e95ca3a5-07d5-4cfa-a6ec-a4ba06d6e78c" targetNamespace="http://schemas.microsoft.com/office/2006/metadata/properties" ma:root="true" ma:fieldsID="2db252108d2267ffc407e3cf2ea84721" ns2:_="" ns3:_="">
     <xsd:import namespace="c36a736e-54ae-4f2c-b72d-a022cffdb44d"/>
@@ -17994,30 +18203,6 @@
 </ct:contentTypeSchema>
 </file>
 
-<file path=customXml/item3.xml><?xml version="1.0" encoding="utf-8"?>
-<?mso-contentType ?>
-<FormTemplates xmlns="http://schemas.microsoft.com/sharepoint/v3/contenttype/forms">
-  <Display>DocumentLibraryForm</Display>
-  <Edit>DocumentLibraryForm</Edit>
-  <New>DocumentLibraryForm</New>
-</FormTemplates>
-</file>
-
-<file path=customXml/item4.xml><?xml version="1.0" encoding="utf-8"?>
-<b:Sources xmlns:b="http://schemas.openxmlformats.org/officeDocument/2006/bibliography" xmlns="http://schemas.openxmlformats.org/officeDocument/2006/bibliography" SelectedStyle="\APASixthEditionOfficeOnline.xsl" StyleName="APA" Version="6"/>
-</file>
-
-<file path=customXml/item5.xml><?xml version="1.0" encoding="utf-8"?>
-<p:properties xmlns:p="http://schemas.microsoft.com/office/2006/metadata/properties" xmlns:xsi="http://www.w3.org/2001/XMLSchema-instance" xmlns:pc="http://schemas.microsoft.com/office/infopath/2007/PartnerControls">
-  <documentManagement>
-    <TaxCatchAll xmlns="c36a736e-54ae-4f2c-b72d-a022cffdb44d" xsi:nil="true"/>
-    <lcf76f155ced4ddcb4097134ff3c332f xmlns="e95ca3a5-07d5-4cfa-a6ec-a4ba06d6e78c">
-      <Terms xmlns="http://schemas.microsoft.com/office/infopath/2007/PartnerControls"/>
-    </lcf76f155ced4ddcb4097134ff3c332f>
-  </documentManagement>
-</p:properties>
-</file>
-
 <file path=customXml/itemProps1.xml><?xml version="1.0" encoding="utf-8"?>
 <ds:datastoreItem xmlns:ds="http://schemas.openxmlformats.org/officeDocument/2006/customXml" ds:itemID="{55AF091B-3C7A-41E3-B477-F2FDAA23CFDA}">
   <ds:schemaRefs>
@@ -18027,6 +18212,33 @@
 </file>
 
 <file path=customXml/itemProps2.xml><?xml version="1.0" encoding="utf-8"?>
+<ds:datastoreItem xmlns:ds="http://schemas.openxmlformats.org/officeDocument/2006/customXml" ds:itemID="{CDD12354-332D-4F2A-BBBA-8F3DF80B5D74}">
+  <ds:schemaRefs>
+    <ds:schemaRef ds:uri="http://schemas.microsoft.com/sharepoint/v3/contenttype/forms"/>
+  </ds:schemaRefs>
+</ds:datastoreItem>
+</file>
+
+<file path=customXml/itemProps3.xml><?xml version="1.0" encoding="utf-8"?>
+<ds:datastoreItem xmlns:ds="http://schemas.openxmlformats.org/officeDocument/2006/customXml" ds:itemID="{13A20921-59BA-4A38-934D-BD438BB66772}">
+  <ds:schemaRefs>
+    <ds:schemaRef ds:uri="http://schemas.openxmlformats.org/officeDocument/2006/bibliography"/>
+  </ds:schemaRefs>
+</ds:datastoreItem>
+</file>
+
+<file path=customXml/itemProps4.xml><?xml version="1.0" encoding="utf-8"?>
+<ds:datastoreItem xmlns:ds="http://schemas.openxmlformats.org/officeDocument/2006/customXml" ds:itemID="{12B1DE6E-3E70-4A29-88BB-0E51635473D0}">
+  <ds:schemaRefs>
+    <ds:schemaRef ds:uri="http://schemas.microsoft.com/office/2006/metadata/properties"/>
+    <ds:schemaRef ds:uri="http://schemas.microsoft.com/office/infopath/2007/PartnerControls"/>
+    <ds:schemaRef ds:uri="c36a736e-54ae-4f2c-b72d-a022cffdb44d"/>
+    <ds:schemaRef ds:uri="e95ca3a5-07d5-4cfa-a6ec-a4ba06d6e78c"/>
+  </ds:schemaRefs>
+</ds:datastoreItem>
+</file>
+
+<file path=customXml/itemProps5.xml><?xml version="1.0" encoding="utf-8"?>
 <ds:datastoreItem xmlns:ds="http://schemas.openxmlformats.org/officeDocument/2006/customXml" ds:itemID="{9E7482C0-F66E-41B5-A4E8-3054732BEBF6}">
   <ds:schemaRefs>
     <ds:schemaRef ds:uri="http://schemas.microsoft.com/office/2006/metadata/contentType"/>
@@ -18043,31 +18255,4 @@
     <ds:schemaRef ds:uri="http://schemas.microsoft.com/internal/obd"/>
   </ds:schemaRefs>
 </ds:datastoreItem>
-</file>
-
-<file path=customXml/itemProps3.xml><?xml version="1.0" encoding="utf-8"?>
-<ds:datastoreItem xmlns:ds="http://schemas.openxmlformats.org/officeDocument/2006/customXml" ds:itemID="{CDD12354-332D-4F2A-BBBA-8F3DF80B5D74}">
-  <ds:schemaRefs>
-    <ds:schemaRef ds:uri="http://schemas.microsoft.com/sharepoint/v3/contenttype/forms"/>
-  </ds:schemaRefs>
-</ds:datastoreItem>
-</file>
-
-<file path=customXml/itemProps4.xml><?xml version="1.0" encoding="utf-8"?>
-<ds:datastoreItem xmlns:ds="http://schemas.openxmlformats.org/officeDocument/2006/customXml" ds:itemID="{13A20921-59BA-4A38-934D-BD438BB66772}">
-  <ds:schemaRefs>
-    <ds:schemaRef ds:uri="http://schemas.openxmlformats.org/officeDocument/2006/bibliography"/>
-  </ds:schemaRefs>
-</ds:datastoreItem>
-</file>
-
-<file path=customXml/itemProps5.xml><?xml version="1.0" encoding="utf-8"?>
-<ds:datastoreItem xmlns:ds="http://schemas.openxmlformats.org/officeDocument/2006/customXml" ds:itemID="{12B1DE6E-3E70-4A29-88BB-0E51635473D0}">
-  <ds:schemaRefs>
-    <ds:schemaRef ds:uri="http://schemas.microsoft.com/office/2006/metadata/properties"/>
-    <ds:schemaRef ds:uri="http://schemas.microsoft.com/office/infopath/2007/PartnerControls"/>
-    <ds:schemaRef ds:uri="c36a736e-54ae-4f2c-b72d-a022cffdb44d"/>
-    <ds:schemaRef ds:uri="e95ca3a5-07d5-4cfa-a6ec-a4ba06d6e78c"/>
-  </ds:schemaRefs>
-</ds:datastoreItem>
 </file>